--- a/docs/applications/clec_abstract_en.docx
+++ b/docs/applications/clec_abstract_en.docx
@@ -225,7 +225,7 @@
         <w:pStyle w:val="BodyText"/>
       </w:pPr>
       <w:r>
-        <w:t xml:space="preserve">Road-alignment decisions can be made without adequately considering their environmental and social implications, with especially severe consequences in megadiverse landscapes. The Green Road Infrastructure Guidelines (Lineamientos de Infraestructura Verde Vial, LIVV) — an interministerial Colombian policy — apply the impact mitigation hierarchy, which prioritizes avoiding harm from the planning stage onward. For this, replicable spatial evidence is needed to apply that hierarchy effectively. This work uses an ecosystem-service-based approach to identify and characterize, through a global and reproducible geospatial workflow applied to Colombia, integrating two complementary layers of information: critical natural assets — the land area required to sustain 90% of nature’s contributions to people — and change hotspots in the provision of five of these services (pollination, sediment export, nitrogen export, nature access, and coastal risk) between 1992 and 2020.</w:t>
+        <w:t xml:space="preserve">Road-alignment decisions must carefully consider their environmental and social implications, to avoid negative consequences in megadiverse landscapes. In Colombia, the Green Road Infrastructure Guidelines (Lineamientos de Infraestructura Verde Vial, LIVV) — an interministerial policy — aim to reduce the effect of roads on biodiversity and connectivity, applying the impact mitigation hierarchy to prevent harm from the planning stage onward. Implementing them requires replicable spatial evidence. This work applies an ecosystem-service-based approach, through a global and reproducible geospatial workflow in Colombia, that integrates two complementary layers of information: critical natural assets — the land area required to sustain 90% of nature’s contributions to people — and change hotspots in the provision of five of these services (pollination, sediment export, nitrogen export, nature access, and coastal risk) between 1992 and 2020, to identify and quantify priority areas and their impact on that provision.</w:t>
       </w:r>
     </w:p>
     <w:p>
@@ -233,7 +233,7 @@
         <w:pStyle w:val="BodyText"/>
       </w:pPr>
       <w:r>
-        <w:t xml:space="preserve">Colombia concentrates 1.60% of global change hotspots in pollination and 1.32% of those in sediment export, against an expected share of just 0.87% of eligible land. This overrepresentation — concentrated in the coffee-growing axis, the central Andes, and the Orinoquía — is relevant to road infrastructure: sediment export is associated with erosion and runoff induced by road construction.</w:t>
+        <w:t xml:space="preserve">Colombia concentrates 1.60% of global change hotspots in pollination and 1.32% of those in sediment export, against an expected share of just 0.87% of eligible terrestrial land. This overrepresentation — concentrated in the coffee-growing axis, the central Andes, and the Orinoquía — is relevant to road infrastructure: sediment export is associated with erosion and runoff induced by road construction.</w:t>
       </w:r>
     </w:p>
     <w:p>
@@ -241,7 +241,7 @@
         <w:pStyle w:val="BodyText"/>
       </w:pPr>
       <w:r>
-        <w:t xml:space="preserve">Applying reach buffers (50km downstream or 1 hour of travel time) to hotspots with at least one water-pathway service and one access-pathway service, the area of influence reaches 75.8% of Colombia’s population, 38.1 million people. 57.9% of change hotspots coincide with a critical natural asset — the direct signal for prioritizing where to avoid road impact. Implications for prioritization and ecological connectivity are discussed, along with an offer: to generate a dedicated national cut of this workflow for Colombia.</w:t>
+        <w:t xml:space="preserve">Applying reach buffers (50km downstream or 1 hour of travel time) to hotspots with at least one water-pathway service and one access-pathway service, the area of influence of these hotspots reaches 75.8% of Colombia’s population, 38.1 million people. 57.9% of change hotspots coincide with a critical natural asset — the direct signal for prioritizing where to avoid road impact. Implications for prioritization and ecological connectivity are discussed, along with an offer: to generate a dedicated national cut of this workflow for Colombia.</w:t>
       </w:r>
     </w:p>
     <w:p>
